--- a/워드/B3_학생용_워크북.docx
+++ b/워드/B3_학생용_워크북.docx
@@ -763,7 +763,7 @@
                 <w:rFonts w:ascii="맑은 고딕" w:hAnsi="맑은 고딕" w:eastAsia="맑은 고딕"/>
                 <w:sz w:val="21"/>
               </w:rPr>
-              <w:t>① 답변에 근거 없는 숫자를 넣지 않습니다. 확인 못 한 것은 ‘모른다’로 답합니다.</w:t>
+              <w:t>① 실제 이름 · 학번 · 연락처는 AI 입력창에 넣지 않습니다.</w:t>
             </w:r>
           </w:p>
           <w:p>
@@ -775,7 +775,7 @@
                 <w:rFonts w:ascii="맑은 고딕" w:hAnsi="맑은 고딕" w:eastAsia="맑은 고딕"/>
                 <w:sz w:val="21"/>
               </w:rPr>
-              <w:t>② 모르는 것을 아는 척하지 않습니다. 정직한 답변이 감점 요소가 아닙니다.</w:t>
+              <w:t>② 답변에 근거 없는 숫자를 넣지 않습니다. 확인 못 한 것은 ‘모른다’로 답합니다.</w:t>
             </w:r>
           </w:p>
           <w:p>
@@ -787,7 +787,7 @@
                 <w:rFonts w:ascii="맑은 고딕" w:hAnsi="맑은 고딕" w:eastAsia="맑은 고딕"/>
                 <w:sz w:val="21"/>
               </w:rPr>
-              <w:t>③ 질문에 답할 때 특정 친구나 선생님을 지목해 말하지 않습니다.</w:t>
+              <w:t>③ 모르는 것을 아는 척하지 않습니다. 정직한 답변이 감점 요소가 아닙니다.</w:t>
             </w:r>
           </w:p>
           <w:p>
@@ -799,7 +799,19 @@
                 <w:rFonts w:ascii="맑은 고딕" w:hAnsi="맑은 고딕" w:eastAsia="맑은 고딕"/>
                 <w:sz w:val="21"/>
               </w:rPr>
-              <w:t>④ 어떤 AI를 어떻게 썼는지 S13 사용 기록표에 남깁니다.</w:t>
+              <w:t>④ 질문에 답할 때 특정 친구나 선생님을 지목해 말하지 않습니다.</w:t>
+            </w:r>
+          </w:p>
+          <w:p>
+            <w:pPr>
+              <w:spacing w:after="20" w:line="312" w:lineRule="auto"/>
+            </w:pPr>
+            <w:r>
+              <w:rPr>
+                <w:rFonts w:ascii="맑은 고딕" w:hAnsi="맑은 고딕" w:eastAsia="맑은 고딕"/>
+                <w:sz w:val="21"/>
+              </w:rPr>
+              <w:t>⑤ 어떤 AI를 어떻게 썼는지 S13 사용 기록표에 남깁니다.</w:t>
             </w:r>
           </w:p>
         </w:tc>
@@ -1653,7 +1665,7 @@
                 <w:rFonts w:ascii="맑은 고딕" w:hAnsi="맑은 고딕" w:eastAsia="맑은 고딕"/>
                 <w:sz w:val="20"/>
               </w:rPr>
-              <w:t>- 주제: {{topic}}</w:t>
+              <w:t>- 주제: [발표 주제]</w:t>
             </w:r>
           </w:p>
           <w:p>
@@ -1665,7 +1677,7 @@
                 <w:rFonts w:ascii="맑은 고딕" w:hAnsi="맑은 고딕" w:eastAsia="맑은 고딕"/>
                 <w:sz w:val="20"/>
               </w:rPr>
-              <w:t>- 핵심 주장: {{claim}}</w:t>
+              <w:t>- 핵심 주장: [내 발표의 핵심 주장]</w:t>
             </w:r>
           </w:p>
           <w:p>
@@ -1677,7 +1689,7 @@
                 <w:rFonts w:ascii="맑은 고딕" w:hAnsi="맑은 고딕" w:eastAsia="맑은 고딕"/>
                 <w:sz w:val="20"/>
               </w:rPr>
-              <w:t>- 듣는 사람: {{who}} / 아는 정도: {{know}}</w:t>
+              <w:t>- 듣는 사람: [질문할 사람] / 아는 정도: [그들이 아는 정도]</w:t>
             </w:r>
           </w:p>
           <w:p>
@@ -1689,7 +1701,7 @@
                 <w:rFonts w:ascii="맑은 고딕" w:hAnsi="맑은 고딕" w:eastAsia="맑은 고딕"/>
                 <w:sz w:val="20"/>
               </w:rPr>
-              <w:t>- 내가 쓴 근거: {{data}}</w:t>
+              <w:t>- 내가 쓴 근거: [내가 쓴 근거·자료]</w:t>
             </w:r>
           </w:p>
           <w:p>
@@ -1701,7 +1713,7 @@
                 <w:rFonts w:ascii="맑은 고딕" w:hAnsi="맑은 고딕" w:eastAsia="맑은 고딕"/>
                 <w:sz w:val="20"/>
               </w:rPr>
-              <w:t>- 내가 생각하는 약한 부분: {{weak}}</w:t>
+              <w:t>- 내가 생각하는 약한 부분: [내가 아는 약한 부분]</w:t>
             </w:r>
           </w:p>
           <w:p>
@@ -1713,7 +1725,7 @@
                 <w:rFonts w:ascii="맑은 고딕" w:hAnsi="맑은 고딕" w:eastAsia="맑은 고딕"/>
                 <w:sz w:val="20"/>
               </w:rPr>
-              <w:t>- 질문 시간: {{time}} / 방식: {{style}}</w:t>
+              <w:t>- 질문 시간: [질문 받는 시간] / 방식: [질문 받는 방식]</w:t>
             </w:r>
           </w:p>
           <w:p>
@@ -3721,7 +3733,7 @@
                 <w:rFonts w:ascii="맑은 고딕" w:hAnsi="맑은 고딕" w:eastAsia="맑은 고딕"/>
                 <w:sz w:val="20"/>
               </w:rPr>
-              <w:t>내 발표({{claim}})에서는 어떤 유형의 질문이 많이 나올까? 유형별로 몇 개씩 준비하면 좋을지 배분해 줘. 합계 10개로.</w:t>
+              <w:t>내 발표([내 발표의 핵심 주장])에서는 어떤 유형의 질문이 많이 나올까? 유형별로 몇 개씩 준비하면 좋을지 배분해 줘. 합계 10개로.</w:t>
             </w:r>
           </w:p>
         </w:tc>
@@ -3782,7 +3794,7 @@
                 <w:rFonts w:ascii="맑은 고딕" w:hAnsi="맑은 고딕" w:eastAsia="맑은 고딕"/>
                 <w:sz w:val="20"/>
               </w:rPr>
-              <w:t>질문할 사람이 {{who}}이고 {{know}} 수준이야. 그에 맞게 배분을 다시 조정해 줘.</w:t>
+              <w:t>질문할 사람이 [질문할 사람]이고 [그들이 아는 정도] 수준이야. 그에 맞게 배분을 다시 조정해 줘.</w:t>
             </w:r>
           </w:p>
         </w:tc>
@@ -4226,7 +4238,7 @@
                 <w:rFonts w:ascii="맑은 고딕" w:hAnsi="맑은 고딕" w:eastAsia="맑은 고딕"/>
                 <w:sz w:val="20"/>
               </w:rPr>
-              <w:t>- 듣는 사람은 {{who}}, 아는 정도는 {{know}}야.</w:t>
+              <w:t>- 듣는 사람은 [질문할 사람], 아는 정도는 [그들이 아는 정도]야.</w:t>
             </w:r>
           </w:p>
           <w:p>
@@ -4238,7 +4250,7 @@
                 <w:rFonts w:ascii="맑은 고딕" w:hAnsi="맑은 고딕" w:eastAsia="맑은 고딕"/>
                 <w:sz w:val="20"/>
               </w:rPr>
-              <w:t>- 내가 약하다고 말한 부분({{weak}})을 파고드는 질문도 넣어 줘.</w:t>
+              <w:t>- 내가 약하다고 말한 부분([내가 아는 약한 부분])을 파고드는 질문도 넣어 줘.</w:t>
             </w:r>
           </w:p>
         </w:tc>

--- a/워드/B3_학생용_워크북.docx
+++ b/워드/B3_학생용_워크북.docx
@@ -7161,7 +7161,7 @@
           <w:color w:val="5B6675"/>
           <w:sz w:val="19"/>
         </w:rPr>
-        <w:t>AI를 썼다는 사실은 숨기는 게 아니라 밝히는 것입니다. 1단계에서 정한 약속이고, 평가의 근거가 됩니다. 특히 이 모듈에서는 ‘AI와 실전 문답을 하며 내가 막힌 지점’을 반드시 남기세요.</w:t>
+        <w:t>AI를 썼다는 사실은 숨기는 게 아니라 밝히는 것입니다. 이 수업의 약속이고, 평가의 근거가 됩니다. 특히 이 모듈에서는 ‘AI와 실전 문답을 하며 내가 막힌 지점’을 반드시 남기세요.</w:t>
       </w:r>
     </w:p>
     <w:p>

--- a/워드/B3_학생용_워크북.docx
+++ b/워드/B3_학생용_워크북.docx
@@ -2478,6 +2478,81 @@
         <w:t>▷ 기록 — AI가 던진 질문 5개를 그대로 붙여넣으세요</w:t>
       </w:r>
     </w:p>
+    <w:p>
+      <w:pPr>
+        <w:spacing w:before="0" w:after="0"/>
+        <w:ind w:left="170"/>
+      </w:pPr>
+      <w:r>
+        <w:rPr>
+          <w:rFonts w:ascii="맑은 고딕" w:hAnsi="맑은 고딕" w:eastAsia="맑은 고딕"/>
+          <w:b w:val="0"/>
+          <w:color w:val="9AA4B2"/>
+          <w:sz w:val="18"/>
+        </w:rPr>
+        <w:t>1.</w:t>
+      </w:r>
+    </w:p>
+    <w:p>
+      <w:pPr>
+        <w:spacing w:before="0" w:after="0"/>
+        <w:ind w:left="170"/>
+      </w:pPr>
+      <w:r>
+        <w:rPr>
+          <w:rFonts w:ascii="맑은 고딕" w:hAnsi="맑은 고딕" w:eastAsia="맑은 고딕"/>
+          <w:b w:val="0"/>
+          <w:color w:val="9AA4B2"/>
+          <w:sz w:val="18"/>
+        </w:rPr>
+        <w:t>2.</w:t>
+      </w:r>
+    </w:p>
+    <w:p>
+      <w:pPr>
+        <w:spacing w:before="0" w:after="0"/>
+        <w:ind w:left="170"/>
+      </w:pPr>
+      <w:r>
+        <w:rPr>
+          <w:rFonts w:ascii="맑은 고딕" w:hAnsi="맑은 고딕" w:eastAsia="맑은 고딕"/>
+          <w:b w:val="0"/>
+          <w:color w:val="9AA4B2"/>
+          <w:sz w:val="18"/>
+        </w:rPr>
+        <w:t>3.</w:t>
+      </w:r>
+    </w:p>
+    <w:p>
+      <w:pPr>
+        <w:spacing w:before="0" w:after="0"/>
+        <w:ind w:left="170"/>
+      </w:pPr>
+      <w:r>
+        <w:rPr>
+          <w:rFonts w:ascii="맑은 고딕" w:hAnsi="맑은 고딕" w:eastAsia="맑은 고딕"/>
+          <w:b w:val="0"/>
+          <w:color w:val="9AA4B2"/>
+          <w:sz w:val="18"/>
+        </w:rPr>
+        <w:t>4.</w:t>
+      </w:r>
+    </w:p>
+    <w:p>
+      <w:pPr>
+        <w:spacing w:before="0" w:after="0"/>
+        <w:ind w:left="170"/>
+      </w:pPr>
+      <w:r>
+        <w:rPr>
+          <w:rFonts w:ascii="맑은 고딕" w:hAnsi="맑은 고딕" w:eastAsia="맑은 고딕"/>
+          <w:b w:val="0"/>
+          <w:color w:val="9AA4B2"/>
+          <w:sz w:val="18"/>
+        </w:rPr>
+        <w:t>5.</w:t>
+      </w:r>
+    </w:p>
     <w:tbl>
       <w:tblPr>
         <w:tblW w:type="auto" w:w="0"/>
@@ -2489,7 +2564,7 @@
       </w:tblGrid>
       <w:tr>
         <w:trPr>
-          <w:trHeight w:hRule="atLeast" w:val="2041"/>
+          <w:trHeight w:hRule="atLeast" w:val="1049"/>
         </w:trPr>
         <w:tc>
           <w:tcPr>
@@ -3018,6 +3093,81 @@
         <w:t>▷ 기록 — 내가 답해 본 내용과, 지적받은 약한 곳을 적으세요</w:t>
       </w:r>
     </w:p>
+    <w:p>
+      <w:pPr>
+        <w:spacing w:before="0" w:after="0"/>
+        <w:ind w:left="170"/>
+      </w:pPr>
+      <w:r>
+        <w:rPr>
+          <w:rFonts w:ascii="맑은 고딕" w:hAnsi="맑은 고딕" w:eastAsia="맑은 고딕"/>
+          <w:b w:val="0"/>
+          <w:color w:val="9AA4B2"/>
+          <w:sz w:val="18"/>
+        </w:rPr>
+        <w:t>1) …</w:t>
+      </w:r>
+    </w:p>
+    <w:p>
+      <w:pPr>
+        <w:spacing w:before="0" w:after="0"/>
+        <w:ind w:left="170"/>
+      </w:pPr>
+      <w:r>
+        <w:rPr>
+          <w:rFonts w:ascii="맑은 고딕" w:hAnsi="맑은 고딕" w:eastAsia="맑은 고딕"/>
+          <w:b w:val="0"/>
+          <w:color w:val="9AA4B2"/>
+          <w:sz w:val="18"/>
+        </w:rPr>
+        <w:t>2) …</w:t>
+      </w:r>
+    </w:p>
+    <w:p>
+      <w:pPr>
+        <w:spacing w:before="0" w:after="0"/>
+        <w:ind w:left="170"/>
+      </w:pPr>
+      <w:r>
+        <w:rPr>
+          <w:rFonts w:ascii="맑은 고딕" w:hAnsi="맑은 고딕" w:eastAsia="맑은 고딕"/>
+          <w:b w:val="0"/>
+          <w:color w:val="9AA4B2"/>
+          <w:sz w:val="18"/>
+        </w:rPr>
+        <w:t xml:space="preserve"> </w:t>
+      </w:r>
+    </w:p>
+    <w:p>
+      <w:pPr>
+        <w:spacing w:before="0" w:after="0"/>
+        <w:ind w:left="170"/>
+      </w:pPr>
+      <w:r>
+        <w:rPr>
+          <w:rFonts w:ascii="맑은 고딕" w:hAnsi="맑은 고딕" w:eastAsia="맑은 고딕"/>
+          <w:b w:val="0"/>
+          <w:color w:val="9AA4B2"/>
+          <w:sz w:val="18"/>
+        </w:rPr>
+        <w:t>[약한 곳]</w:t>
+      </w:r>
+    </w:p>
+    <w:p>
+      <w:pPr>
+        <w:spacing w:before="0" w:after="0"/>
+        <w:ind w:left="170"/>
+      </w:pPr>
+      <w:r>
+        <w:rPr>
+          <w:rFonts w:ascii="맑은 고딕" w:hAnsi="맑은 고딕" w:eastAsia="맑은 고딕"/>
+          <w:b w:val="0"/>
+          <w:color w:val="9AA4B2"/>
+          <w:sz w:val="18"/>
+        </w:rPr>
+        <w:t>…</w:t>
+      </w:r>
+    </w:p>
     <w:tbl>
       <w:tblPr>
         <w:tblW w:type="auto" w:w="0"/>
@@ -3029,7 +3179,7 @@
       </w:tblGrid>
       <w:tr>
         <w:trPr>
-          <w:trHeight w:hRule="atLeast" w:val="2041"/>
+          <w:trHeight w:hRule="atLeast" w:val="1049"/>
         </w:trPr>
         <w:tc>
           <w:tcPr>
@@ -4618,6 +4768,36 @@
         <w:t>▷ 기록 — 예상 질문 15개를 그대로 붙여넣으세요</w:t>
       </w:r>
     </w:p>
+    <w:p>
+      <w:pPr>
+        <w:spacing w:before="0" w:after="0"/>
+        <w:ind w:left="170"/>
+      </w:pPr>
+      <w:r>
+        <w:rPr>
+          <w:rFonts w:ascii="맑은 고딕" w:hAnsi="맑은 고딕" w:eastAsia="맑은 고딕"/>
+          <w:b w:val="0"/>
+          <w:color w:val="9AA4B2"/>
+          <w:sz w:val="18"/>
+        </w:rPr>
+        <w:t>[사실 확인] …</w:t>
+      </w:r>
+    </w:p>
+    <w:p>
+      <w:pPr>
+        <w:spacing w:before="0" w:after="0"/>
+        <w:ind w:left="170"/>
+      </w:pPr>
+      <w:r>
+        <w:rPr>
+          <w:rFonts w:ascii="맑은 고딕" w:hAnsi="맑은 고딕" w:eastAsia="맑은 고딕"/>
+          <w:b w:val="0"/>
+          <w:color w:val="9AA4B2"/>
+          <w:sz w:val="18"/>
+        </w:rPr>
+        <w:t>[근거 요구] …</w:t>
+      </w:r>
+    </w:p>
     <w:tbl>
       <w:tblPr>
         <w:tblW w:type="auto" w:w="0"/>
@@ -4629,7 +4809,7 @@
       </w:tblGrid>
       <w:tr>
         <w:trPr>
-          <w:trHeight w:hRule="atLeast" w:val="4252"/>
+          <w:trHeight w:hRule="atLeast" w:val="3855"/>
         </w:trPr>
         <w:tc>
           <w:tcPr>
@@ -5717,6 +5897,126 @@
         <w:t>▷ 기록 — 곤란한 질문 3개의 답변 방향과, 모를 때 할 말을 적으세요</w:t>
       </w:r>
     </w:p>
+    <w:p>
+      <w:pPr>
+        <w:spacing w:before="0" w:after="0"/>
+        <w:ind w:left="170"/>
+      </w:pPr>
+      <w:r>
+        <w:rPr>
+          <w:rFonts w:ascii="맑은 고딕" w:hAnsi="맑은 고딕" w:eastAsia="맑은 고딕"/>
+          <w:b w:val="0"/>
+          <w:color w:val="9AA4B2"/>
+          <w:sz w:val="18"/>
+        </w:rPr>
+        <w:t>곤란한 질문 1:</w:t>
+      </w:r>
+    </w:p>
+    <w:p>
+      <w:pPr>
+        <w:spacing w:before="0" w:after="0"/>
+        <w:ind w:left="170"/>
+      </w:pPr>
+      <w:r>
+        <w:rPr>
+          <w:rFonts w:ascii="맑은 고딕" w:hAnsi="맑은 고딕" w:eastAsia="맑은 고딕"/>
+          <w:b w:val="0"/>
+          <w:color w:val="9AA4B2"/>
+          <w:sz w:val="18"/>
+        </w:rPr>
+        <w:t xml:space="preserve">  답변 방향:</w:t>
+      </w:r>
+    </w:p>
+    <w:p>
+      <w:pPr>
+        <w:spacing w:before="0" w:after="0"/>
+        <w:ind w:left="170"/>
+      </w:pPr>
+      <w:r>
+        <w:rPr>
+          <w:rFonts w:ascii="맑은 고딕" w:hAnsi="맑은 고딕" w:eastAsia="맑은 고딕"/>
+          <w:b w:val="0"/>
+          <w:color w:val="9AA4B2"/>
+          <w:sz w:val="18"/>
+        </w:rPr>
+        <w:t>곤란한 질문 2:</w:t>
+      </w:r>
+    </w:p>
+    <w:p>
+      <w:pPr>
+        <w:spacing w:before="0" w:after="0"/>
+        <w:ind w:left="170"/>
+      </w:pPr>
+      <w:r>
+        <w:rPr>
+          <w:rFonts w:ascii="맑은 고딕" w:hAnsi="맑은 고딕" w:eastAsia="맑은 고딕"/>
+          <w:b w:val="0"/>
+          <w:color w:val="9AA4B2"/>
+          <w:sz w:val="18"/>
+        </w:rPr>
+        <w:t xml:space="preserve">  답변 방향:</w:t>
+      </w:r>
+    </w:p>
+    <w:p>
+      <w:pPr>
+        <w:spacing w:before="0" w:after="0"/>
+        <w:ind w:left="170"/>
+      </w:pPr>
+      <w:r>
+        <w:rPr>
+          <w:rFonts w:ascii="맑은 고딕" w:hAnsi="맑은 고딕" w:eastAsia="맑은 고딕"/>
+          <w:b w:val="0"/>
+          <w:color w:val="9AA4B2"/>
+          <w:sz w:val="18"/>
+        </w:rPr>
+        <w:t>곤란한 질문 3:</w:t>
+      </w:r>
+    </w:p>
+    <w:p>
+      <w:pPr>
+        <w:spacing w:before="0" w:after="0"/>
+        <w:ind w:left="170"/>
+      </w:pPr>
+      <w:r>
+        <w:rPr>
+          <w:rFonts w:ascii="맑은 고딕" w:hAnsi="맑은 고딕" w:eastAsia="맑은 고딕"/>
+          <w:b w:val="0"/>
+          <w:color w:val="9AA4B2"/>
+          <w:sz w:val="18"/>
+        </w:rPr>
+        <w:t xml:space="preserve">  답변 방향:</w:t>
+      </w:r>
+    </w:p>
+    <w:p>
+      <w:pPr>
+        <w:spacing w:before="0" w:after="0"/>
+        <w:ind w:left="170"/>
+      </w:pPr>
+      <w:r>
+        <w:rPr>
+          <w:rFonts w:ascii="맑은 고딕" w:hAnsi="맑은 고딕" w:eastAsia="맑은 고딕"/>
+          <w:b w:val="0"/>
+          <w:color w:val="9AA4B2"/>
+          <w:sz w:val="18"/>
+        </w:rPr>
+        <w:t xml:space="preserve"> </w:t>
+      </w:r>
+    </w:p>
+    <w:p>
+      <w:pPr>
+        <w:spacing w:before="0" w:after="0"/>
+        <w:ind w:left="170"/>
+      </w:pPr>
+      <w:r>
+        <w:rPr>
+          <w:rFonts w:ascii="맑은 고딕" w:hAnsi="맑은 고딕" w:eastAsia="맑은 고딕"/>
+          <w:b w:val="0"/>
+          <w:color w:val="9AA4B2"/>
+          <w:sz w:val="18"/>
+        </w:rPr>
+        <w:t>모를 때 할 말:</w:t>
+      </w:r>
+    </w:p>
     <w:tbl>
       <w:tblPr>
         <w:tblW w:type="auto" w:w="0"/>
@@ -5728,7 +6028,7 @@
       </w:tblGrid>
       <w:tr>
         <w:trPr>
-          <w:trHeight w:hRule="atLeast" w:val="4252"/>
+          <w:trHeight w:hRule="atLeast" w:val="2665"/>
         </w:trPr>
         <w:tc>
           <w:tcPr>
@@ -6175,6 +6475,96 @@
         <w:t>▷ 기록 — 근거 카드와, 내가 실제로 확인한 내용을 적으세요</w:t>
       </w:r>
     </w:p>
+    <w:p>
+      <w:pPr>
+        <w:spacing w:before="0" w:after="0"/>
+        <w:ind w:left="170"/>
+      </w:pPr>
+      <w:r>
+        <w:rPr>
+          <w:rFonts w:ascii="맑은 고딕" w:hAnsi="맑은 고딕" w:eastAsia="맑은 고딕"/>
+          <w:b w:val="0"/>
+          <w:color w:val="9AA4B2"/>
+          <w:sz w:val="18"/>
+        </w:rPr>
+        <w:t>[근거 카드]</w:t>
+      </w:r>
+    </w:p>
+    <w:p>
+      <w:pPr>
+        <w:spacing w:before="0" w:after="0"/>
+        <w:ind w:left="170"/>
+      </w:pPr>
+      <w:r>
+        <w:rPr>
+          <w:rFonts w:ascii="맑은 고딕" w:hAnsi="맑은 고딕" w:eastAsia="맑은 고딕"/>
+          <w:b w:val="0"/>
+          <w:color w:val="9AA4B2"/>
+          <w:sz w:val="18"/>
+        </w:rPr>
+        <w:t>· 주장:            근거:            출처:</w:t>
+      </w:r>
+    </w:p>
+    <w:p>
+      <w:pPr>
+        <w:spacing w:before="0" w:after="0"/>
+        <w:ind w:left="170"/>
+      </w:pPr>
+      <w:r>
+        <w:rPr>
+          <w:rFonts w:ascii="맑은 고딕" w:hAnsi="맑은 고딕" w:eastAsia="맑은 고딕"/>
+          <w:b w:val="0"/>
+          <w:color w:val="9AA4B2"/>
+          <w:sz w:val="18"/>
+        </w:rPr>
+        <w:t xml:space="preserve"> </w:t>
+      </w:r>
+    </w:p>
+    <w:p>
+      <w:pPr>
+        <w:spacing w:before="0" w:after="0"/>
+        <w:ind w:left="170"/>
+      </w:pPr>
+      <w:r>
+        <w:rPr>
+          <w:rFonts w:ascii="맑은 고딕" w:hAnsi="맑은 고딕" w:eastAsia="맑은 고딕"/>
+          <w:b w:val="0"/>
+          <w:color w:val="9AA4B2"/>
+          <w:sz w:val="18"/>
+        </w:rPr>
+        <w:t>[내가 확인한 것]</w:t>
+      </w:r>
+    </w:p>
+    <w:p>
+      <w:pPr>
+        <w:spacing w:before="0" w:after="0"/>
+        <w:ind w:left="170"/>
+      </w:pPr>
+      <w:r>
+        <w:rPr>
+          <w:rFonts w:ascii="맑은 고딕" w:hAnsi="맑은 고딕" w:eastAsia="맑은 고딕"/>
+          <w:b w:val="0"/>
+          <w:color w:val="9AA4B2"/>
+          <w:sz w:val="18"/>
+        </w:rPr>
+        <w:t>확인한 내용:</w:t>
+      </w:r>
+    </w:p>
+    <w:p>
+      <w:pPr>
+        <w:spacing w:before="0" w:after="0"/>
+        <w:ind w:left="170"/>
+      </w:pPr>
+      <w:r>
+        <w:rPr>
+          <w:rFonts w:ascii="맑은 고딕" w:hAnsi="맑은 고딕" w:eastAsia="맑은 고딕"/>
+          <w:b w:val="0"/>
+          <w:color w:val="9AA4B2"/>
+          <w:sz w:val="18"/>
+        </w:rPr>
+        <w:t>어디서:</w:t>
+      </w:r>
+    </w:p>
     <w:tbl>
       <w:tblPr>
         <w:tblW w:type="auto" w:w="0"/>
@@ -6186,7 +6576,7 @@
       </w:tblGrid>
       <w:tr>
         <w:trPr>
-          <w:trHeight w:hRule="atLeast" w:val="2041"/>
+          <w:trHeight w:hRule="atLeast" w:val="850"/>
         </w:trPr>
         <w:tc>
           <w:tcPr>
@@ -6731,6 +7121,81 @@
         <w:t>▷ 기록 — 문답에서 막힌 질문과, 평가받은 내용을 적으세요</w:t>
       </w:r>
     </w:p>
+    <w:p>
+      <w:pPr>
+        <w:spacing w:before="0" w:after="0"/>
+        <w:ind w:left="170"/>
+      </w:pPr>
+      <w:r>
+        <w:rPr>
+          <w:rFonts w:ascii="맑은 고딕" w:hAnsi="맑은 고딕" w:eastAsia="맑은 고딕"/>
+          <w:b w:val="0"/>
+          <w:color w:val="9AA4B2"/>
+          <w:sz w:val="18"/>
+        </w:rPr>
+        <w:t>막힌 질문:</w:t>
+      </w:r>
+    </w:p>
+    <w:p>
+      <w:pPr>
+        <w:spacing w:before="0" w:after="0"/>
+        <w:ind w:left="170"/>
+      </w:pPr>
+      <w:r>
+        <w:rPr>
+          <w:rFonts w:ascii="맑은 고딕" w:hAnsi="맑은 고딕" w:eastAsia="맑은 고딕"/>
+          <w:b w:val="0"/>
+          <w:color w:val="9AA4B2"/>
+          <w:sz w:val="18"/>
+        </w:rPr>
+        <w:t>그때 내가 한 답:</w:t>
+      </w:r>
+    </w:p>
+    <w:p>
+      <w:pPr>
+        <w:spacing w:before="0" w:after="0"/>
+        <w:ind w:left="170"/>
+      </w:pPr>
+      <w:r>
+        <w:rPr>
+          <w:rFonts w:ascii="맑은 고딕" w:hAnsi="맑은 고딕" w:eastAsia="맑은 고딕"/>
+          <w:b w:val="0"/>
+          <w:color w:val="9AA4B2"/>
+          <w:sz w:val="18"/>
+        </w:rPr>
+        <w:t>지적받은 것:</w:t>
+      </w:r>
+    </w:p>
+    <w:p>
+      <w:pPr>
+        <w:spacing w:before="0" w:after="0"/>
+        <w:ind w:left="170"/>
+      </w:pPr>
+      <w:r>
+        <w:rPr>
+          <w:rFonts w:ascii="맑은 고딕" w:hAnsi="맑은 고딕" w:eastAsia="맑은 고딕"/>
+          <w:b w:val="0"/>
+          <w:color w:val="9AA4B2"/>
+          <w:sz w:val="18"/>
+        </w:rPr>
+        <w:t xml:space="preserve"> </w:t>
+      </w:r>
+    </w:p>
+    <w:p>
+      <w:pPr>
+        <w:spacing w:before="0" w:after="0"/>
+        <w:ind w:left="170"/>
+      </w:pPr>
+      <w:r>
+        <w:rPr>
+          <w:rFonts w:ascii="맑은 고딕" w:hAnsi="맑은 고딕" w:eastAsia="맑은 고딕"/>
+          <w:b w:val="0"/>
+          <w:color w:val="9AA4B2"/>
+          <w:sz w:val="18"/>
+        </w:rPr>
+        <w:t>다시 답한다면:</w:t>
+      </w:r>
+    </w:p>
     <w:tbl>
       <w:tblPr>
         <w:tblW w:type="auto" w:w="0"/>
@@ -6742,7 +7207,7 @@
       </w:tblGrid>
       <w:tr>
         <w:trPr>
-          <w:trHeight w:hRule="atLeast" w:val="4252"/>
+          <w:trHeight w:hRule="atLeast" w:val="3260"/>
         </w:trPr>
         <w:tc>
           <w:tcPr>
@@ -7016,6 +7481,141 @@
         <w:t>▷ 기록 — 질문 10개의 답변 카드를 내 말로 적으세요</w:t>
       </w:r>
     </w:p>
+    <w:p>
+      <w:pPr>
+        <w:spacing w:before="0" w:after="0"/>
+        <w:ind w:left="170"/>
+      </w:pPr>
+      <w:r>
+        <w:rPr>
+          <w:rFonts w:ascii="맑은 고딕" w:hAnsi="맑은 고딕" w:eastAsia="맑은 고딕"/>
+          <w:b w:val="0"/>
+          <w:color w:val="9AA4B2"/>
+          <w:sz w:val="18"/>
+        </w:rPr>
+        <w:t xml:space="preserve"> 1. 질문:</w:t>
+      </w:r>
+    </w:p>
+    <w:p>
+      <w:pPr>
+        <w:spacing w:before="0" w:after="0"/>
+        <w:ind w:left="170"/>
+      </w:pPr>
+      <w:r>
+        <w:rPr>
+          <w:rFonts w:ascii="맑은 고딕" w:hAnsi="맑은 고딕" w:eastAsia="맑은 고딕"/>
+          <w:b w:val="0"/>
+          <w:color w:val="9AA4B2"/>
+          <w:sz w:val="18"/>
+        </w:rPr>
+        <w:t xml:space="preserve">    답 한 줄:</w:t>
+      </w:r>
+    </w:p>
+    <w:p>
+      <w:pPr>
+        <w:spacing w:before="0" w:after="0"/>
+        <w:ind w:left="170"/>
+      </w:pPr>
+      <w:r>
+        <w:rPr>
+          <w:rFonts w:ascii="맑은 고딕" w:hAnsi="맑은 고딕" w:eastAsia="맑은 고딕"/>
+          <w:b w:val="0"/>
+          <w:color w:val="9AA4B2"/>
+          <w:sz w:val="18"/>
+        </w:rPr>
+        <w:t xml:space="preserve">    근거:</w:t>
+      </w:r>
+    </w:p>
+    <w:p>
+      <w:pPr>
+        <w:spacing w:before="0" w:after="0"/>
+        <w:ind w:left="170"/>
+      </w:pPr>
+      <w:r>
+        <w:rPr>
+          <w:rFonts w:ascii="맑은 고딕" w:hAnsi="맑은 고딕" w:eastAsia="맑은 고딕"/>
+          <w:b w:val="0"/>
+          <w:color w:val="9AA4B2"/>
+          <w:sz w:val="18"/>
+        </w:rPr>
+        <w:t xml:space="preserve"> </w:t>
+      </w:r>
+    </w:p>
+    <w:p>
+      <w:pPr>
+        <w:spacing w:before="0" w:after="0"/>
+        <w:ind w:left="170"/>
+      </w:pPr>
+      <w:r>
+        <w:rPr>
+          <w:rFonts w:ascii="맑은 고딕" w:hAnsi="맑은 고딕" w:eastAsia="맑은 고딕"/>
+          <w:b w:val="0"/>
+          <w:color w:val="9AA4B2"/>
+          <w:sz w:val="18"/>
+        </w:rPr>
+        <w:t xml:space="preserve"> 2. 질문:</w:t>
+      </w:r>
+    </w:p>
+    <w:p>
+      <w:pPr>
+        <w:spacing w:before="0" w:after="0"/>
+        <w:ind w:left="170"/>
+      </w:pPr>
+      <w:r>
+        <w:rPr>
+          <w:rFonts w:ascii="맑은 고딕" w:hAnsi="맑은 고딕" w:eastAsia="맑은 고딕"/>
+          <w:b w:val="0"/>
+          <w:color w:val="9AA4B2"/>
+          <w:sz w:val="18"/>
+        </w:rPr>
+        <w:t xml:space="preserve">    답 한 줄:</w:t>
+      </w:r>
+    </w:p>
+    <w:p>
+      <w:pPr>
+        <w:spacing w:before="0" w:after="0"/>
+        <w:ind w:left="170"/>
+      </w:pPr>
+      <w:r>
+        <w:rPr>
+          <w:rFonts w:ascii="맑은 고딕" w:hAnsi="맑은 고딕" w:eastAsia="맑은 고딕"/>
+          <w:b w:val="0"/>
+          <w:color w:val="9AA4B2"/>
+          <w:sz w:val="18"/>
+        </w:rPr>
+        <w:t xml:space="preserve">    근거:</w:t>
+      </w:r>
+    </w:p>
+    <w:p>
+      <w:pPr>
+        <w:spacing w:before="0" w:after="0"/>
+        <w:ind w:left="170"/>
+      </w:pPr>
+      <w:r>
+        <w:rPr>
+          <w:rFonts w:ascii="맑은 고딕" w:hAnsi="맑은 고딕" w:eastAsia="맑은 고딕"/>
+          <w:b w:val="0"/>
+          <w:color w:val="9AA4B2"/>
+          <w:sz w:val="18"/>
+        </w:rPr>
+        <w:t xml:space="preserve"> </w:t>
+      </w:r>
+    </w:p>
+    <w:p>
+      <w:pPr>
+        <w:spacing w:before="0" w:after="0"/>
+        <w:ind w:left="170"/>
+      </w:pPr>
+      <w:r>
+        <w:rPr>
+          <w:rFonts w:ascii="맑은 고딕" w:hAnsi="맑은 고딕" w:eastAsia="맑은 고딕"/>
+          <w:b w:val="0"/>
+          <w:color w:val="9AA4B2"/>
+          <w:sz w:val="18"/>
+        </w:rPr>
+        <w:t>(10번까지)</w:t>
+      </w:r>
+    </w:p>
     <w:tbl>
       <w:tblPr>
         <w:tblW w:type="auto" w:w="0"/>
@@ -7027,7 +7627,7 @@
       </w:tblGrid>
       <w:tr>
         <w:trPr>
-          <w:trHeight w:hRule="atLeast" w:val="4252"/>
+          <w:trHeight w:hRule="atLeast" w:val="2466"/>
         </w:trPr>
         <w:tc>
           <w:tcPr>
@@ -7178,6 +7778,96 @@
         <w:t>▷ 기록 — 사용 기록을 채우세요</w:t>
       </w:r>
     </w:p>
+    <w:p>
+      <w:pPr>
+        <w:spacing w:before="0" w:after="0"/>
+        <w:ind w:left="170"/>
+      </w:pPr>
+      <w:r>
+        <w:rPr>
+          <w:rFonts w:ascii="맑은 고딕" w:hAnsi="맑은 고딕" w:eastAsia="맑은 고딕"/>
+          <w:b w:val="0"/>
+          <w:color w:val="9AA4B2"/>
+          <w:sz w:val="18"/>
+        </w:rPr>
+        <w:t>· 사용한 AI:</w:t>
+      </w:r>
+    </w:p>
+    <w:p>
+      <w:pPr>
+        <w:spacing w:before="0" w:after="0"/>
+        <w:ind w:left="170"/>
+      </w:pPr>
+      <w:r>
+        <w:rPr>
+          <w:rFonts w:ascii="맑은 고딕" w:hAnsi="맑은 고딕" w:eastAsia="맑은 고딕"/>
+          <w:b w:val="0"/>
+          <w:color w:val="9AA4B2"/>
+          <w:sz w:val="18"/>
+        </w:rPr>
+        <w:t>· 주고받은 횟수: 약    회</w:t>
+      </w:r>
+    </w:p>
+    <w:p>
+      <w:pPr>
+        <w:spacing w:before="0" w:after="0"/>
+        <w:ind w:left="170"/>
+      </w:pPr>
+      <w:r>
+        <w:rPr>
+          <w:rFonts w:ascii="맑은 고딕" w:hAnsi="맑은 고딕" w:eastAsia="맑은 고딕"/>
+          <w:b w:val="0"/>
+          <w:color w:val="9AA4B2"/>
+          <w:sz w:val="18"/>
+        </w:rPr>
+        <w:t>· AI가 가장 도움이 된 부분:</w:t>
+      </w:r>
+    </w:p>
+    <w:p>
+      <w:pPr>
+        <w:spacing w:before="0" w:after="0"/>
+        <w:ind w:left="170"/>
+      </w:pPr>
+      <w:r>
+        <w:rPr>
+          <w:rFonts w:ascii="맑은 고딕" w:hAnsi="맑은 고딕" w:eastAsia="맑은 고딕"/>
+          <w:b w:val="0"/>
+          <w:color w:val="9AA4B2"/>
+          <w:sz w:val="18"/>
+        </w:rPr>
+        <w:t>· AI 결과 중 내가 고친 부분:</w:t>
+      </w:r>
+    </w:p>
+    <w:p>
+      <w:pPr>
+        <w:spacing w:before="0" w:after="0"/>
+        <w:ind w:left="170"/>
+      </w:pPr>
+      <w:r>
+        <w:rPr>
+          <w:rFonts w:ascii="맑은 고딕" w:hAnsi="맑은 고딕" w:eastAsia="맑은 고딕"/>
+          <w:b w:val="0"/>
+          <w:color w:val="9AA4B2"/>
+          <w:sz w:val="18"/>
+        </w:rPr>
+        <w:t>· 사실 확인한 내용과 방법:</w:t>
+      </w:r>
+    </w:p>
+    <w:p>
+      <w:pPr>
+        <w:spacing w:before="0" w:after="0"/>
+        <w:ind w:left="170"/>
+      </w:pPr>
+      <w:r>
+        <w:rPr>
+          <w:rFonts w:ascii="맑은 고딕" w:hAnsi="맑은 고딕" w:eastAsia="맑은 고딕"/>
+          <w:b w:val="0"/>
+          <w:color w:val="9AA4B2"/>
+          <w:sz w:val="18"/>
+        </w:rPr>
+        <w:t>· AI에게 맡기지 않고 내가 한 일:</w:t>
+      </w:r>
+    </w:p>
     <w:tbl>
       <w:tblPr>
         <w:tblW w:type="auto" w:w="0"/>
@@ -7189,7 +7879,7 @@
       </w:tblGrid>
       <w:tr>
         <w:trPr>
-          <w:trHeight w:hRule="atLeast" w:val="4252"/>
+          <w:trHeight w:hRule="atLeast" w:val="3061"/>
         </w:trPr>
         <w:tc>
           <w:tcPr>
@@ -7323,7 +8013,7 @@
           <w:color w:val="1F53C4"/>
           <w:sz w:val="21"/>
         </w:rPr>
-        <w:t>▶ AI에게 이렇게 보내세요</w:t>
+        <w:t>▶ 이렇게 하세요</w:t>
       </w:r>
     </w:p>
     <w:tbl>
@@ -7520,6 +8210,156 @@
         <w:t>▷ 기록 — 짝과의 문답 결과와, 내가 보완할 점을 적으세요</w:t>
       </w:r>
     </w:p>
+    <w:p>
+      <w:pPr>
+        <w:spacing w:before="0" w:after="0"/>
+        <w:ind w:left="170"/>
+      </w:pPr>
+      <w:r>
+        <w:rPr>
+          <w:rFonts w:ascii="맑은 고딕" w:hAnsi="맑은 고딕" w:eastAsia="맑은 고딕"/>
+          <w:b w:val="0"/>
+          <w:color w:val="9AA4B2"/>
+          <w:sz w:val="18"/>
+        </w:rPr>
+        <w:t>내가 받은 질문 중 막힌 것:</w:t>
+      </w:r>
+    </w:p>
+    <w:p>
+      <w:pPr>
+        <w:spacing w:before="0" w:after="0"/>
+        <w:ind w:left="170"/>
+      </w:pPr>
+      <w:r>
+        <w:rPr>
+          <w:rFonts w:ascii="맑은 고딕" w:hAnsi="맑은 고딕" w:eastAsia="맑은 고딕"/>
+          <w:b w:val="0"/>
+          <w:color w:val="9AA4B2"/>
+          <w:sz w:val="18"/>
+        </w:rPr>
+        <w:t>목록에 없던 질문:</w:t>
+      </w:r>
+    </w:p>
+    <w:p>
+      <w:pPr>
+        <w:spacing w:before="0" w:after="0"/>
+        <w:ind w:left="170"/>
+      </w:pPr>
+      <w:r>
+        <w:rPr>
+          <w:rFonts w:ascii="맑은 고딕" w:hAnsi="맑은 고딕" w:eastAsia="맑은 고딕"/>
+          <w:b w:val="0"/>
+          <w:color w:val="9AA4B2"/>
+          <w:sz w:val="18"/>
+        </w:rPr>
+        <w:t>그때 내가 한 답:</w:t>
+      </w:r>
+    </w:p>
+    <w:p>
+      <w:pPr>
+        <w:spacing w:before="0" w:after="0"/>
+        <w:ind w:left="170"/>
+      </w:pPr>
+      <w:r>
+        <w:rPr>
+          <w:rFonts w:ascii="맑은 고딕" w:hAnsi="맑은 고딕" w:eastAsia="맑은 고딕"/>
+          <w:b w:val="0"/>
+          <w:color w:val="9AA4B2"/>
+          <w:sz w:val="18"/>
+        </w:rPr>
+        <w:t xml:space="preserve"> </w:t>
+      </w:r>
+    </w:p>
+    <w:p>
+      <w:pPr>
+        <w:spacing w:before="0" w:after="0"/>
+        <w:ind w:left="170"/>
+      </w:pPr>
+      <w:r>
+        <w:rPr>
+          <w:rFonts w:ascii="맑은 고딕" w:hAnsi="맑은 고딕" w:eastAsia="맑은 고딕"/>
+          <w:b w:val="0"/>
+          <w:color w:val="9AA4B2"/>
+          <w:sz w:val="18"/>
+        </w:rPr>
+        <w:t>짝의 답변 판정:</w:t>
+      </w:r>
+    </w:p>
+    <w:p>
+      <w:pPr>
+        <w:spacing w:before="0" w:after="0"/>
+        <w:ind w:left="170"/>
+      </w:pPr>
+      <w:r>
+        <w:rPr>
+          <w:rFonts w:ascii="맑은 고딕" w:hAnsi="맑은 고딕" w:eastAsia="맑은 고딕"/>
+          <w:b w:val="0"/>
+          <w:color w:val="9AA4B2"/>
+          <w:sz w:val="18"/>
+        </w:rPr>
+        <w:t>· 질문에 답했는가:</w:t>
+      </w:r>
+    </w:p>
+    <w:p>
+      <w:pPr>
+        <w:spacing w:before="0" w:after="0"/>
+        <w:ind w:left="170"/>
+      </w:pPr>
+      <w:r>
+        <w:rPr>
+          <w:rFonts w:ascii="맑은 고딕" w:hAnsi="맑은 고딕" w:eastAsia="맑은 고딕"/>
+          <w:b w:val="0"/>
+          <w:color w:val="9AA4B2"/>
+          <w:sz w:val="18"/>
+        </w:rPr>
+        <w:t>· 모르는 것 처리:</w:t>
+      </w:r>
+    </w:p>
+    <w:p>
+      <w:pPr>
+        <w:spacing w:before="0" w:after="0"/>
+        <w:ind w:left="170"/>
+      </w:pPr>
+      <w:r>
+        <w:rPr>
+          <w:rFonts w:ascii="맑은 고딕" w:hAnsi="맑은 고딕" w:eastAsia="맑은 고딕"/>
+          <w:b w:val="0"/>
+          <w:color w:val="9AA4B2"/>
+          <w:sz w:val="18"/>
+        </w:rPr>
+        <w:t>· 고칠 것:</w:t>
+      </w:r>
+    </w:p>
+    <w:p>
+      <w:pPr>
+        <w:spacing w:before="0" w:after="0"/>
+        <w:ind w:left="170"/>
+      </w:pPr>
+      <w:r>
+        <w:rPr>
+          <w:rFonts w:ascii="맑은 고딕" w:hAnsi="맑은 고딕" w:eastAsia="맑은 고딕"/>
+          <w:b w:val="0"/>
+          <w:color w:val="9AA4B2"/>
+          <w:sz w:val="18"/>
+        </w:rPr>
+        <w:t xml:space="preserve"> </w:t>
+      </w:r>
+    </w:p>
+    <w:p>
+      <w:pPr>
+        <w:spacing w:before="0" w:after="0"/>
+        <w:ind w:left="170"/>
+      </w:pPr>
+      <w:r>
+        <w:rPr>
+          <w:rFonts w:ascii="맑은 고딕" w:hAnsi="맑은 고딕" w:eastAsia="맑은 고딕"/>
+          <w:b w:val="0"/>
+          <w:color w:val="9AA4B2"/>
+          <w:sz w:val="18"/>
+        </w:rPr>
+        <w:t>내가 보완할 점:</w:t>
+      </w:r>
+    </w:p>
     <w:tbl>
       <w:tblPr>
         <w:tblW w:type="auto" w:w="0"/>
@@ -7531,7 +8371,7 @@
       </w:tblGrid>
       <w:tr>
         <w:trPr>
-          <w:trHeight w:hRule="atLeast" w:val="4252"/>
+          <w:trHeight w:hRule="atLeast" w:val="2268"/>
         </w:trPr>
         <w:tc>
           <w:tcPr>
